--- a/guide.docx
+++ b/guide.docx
@@ -121,6 +121,13 @@
           </wp:inline>
         </w:drawing>
       </w:r>
+    </w:p>
+    <w:p>
+      <w:pPr>
+        <w:rPr>
+          <w:lang w:val="en-IE"/>
+        </w:rPr>
+      </w:pPr>
     </w:p>
     <w:sectPr>
       <w:pgSz w:w="11906" w:h="16838"/>
@@ -1569,15 +1576,9 @@
 <file path=customXml/itemProps3.xml><?xml version="1.0" encoding="utf-8"?>
 <ds:datastoreItem xmlns:ds="http://schemas.openxmlformats.org/officeDocument/2006/customXml" ds:itemID="{4E66CF83-F9E2-4336-800B-4E9E479183B3}">
   <ds:schemaRefs>
-    <ds:schemaRef ds:uri="http://purl.org/dc/dcmitype/"/>
+    <ds:schemaRef ds:uri="http://schemas.microsoft.com/office/2006/metadata/properties"/>
     <ds:schemaRef ds:uri="http://schemas.microsoft.com/office/infopath/2007/PartnerControls"/>
-    <ds:schemaRef ds:uri="http://schemas.openxmlformats.org/package/2006/metadata/core-properties"/>
-    <ds:schemaRef ds:uri="http://schemas.microsoft.com/office/2006/documentManagement/types"/>
-    <ds:schemaRef ds:uri="http://schemas.microsoft.com/office/2006/metadata/properties"/>
-    <ds:schemaRef ds:uri="http://purl.org/dc/elements/1.1/"/>
-    <ds:schemaRef ds:uri="http://purl.org/dc/terms/"/>
     <ds:schemaRef ds:uri="9429147d-c046-4c6c-ad5d-4c11c57a8b60"/>
-    <ds:schemaRef ds:uri="http://www.w3.org/XML/1998/namespace"/>
   </ds:schemaRefs>
 </ds:datastoreItem>
 </file>
--- a/guide.docx
+++ b/guide.docx
@@ -12,17 +12,58 @@
         <w:rPr>
           <w:lang w:val="en-IE"/>
         </w:rPr>
-        <w:t>1.</w:t>
-      </w:r>
-    </w:p>
-    <w:p>
-      <w:pPr>
-        <w:rPr>
-          <w:lang w:val="en-IE"/>
-        </w:rPr>
-      </w:pPr>
-      <w:r>
-        <w:rPr>
+        <w:t>Git Guide (Alex Murphy)</w:t>
+      </w:r>
+    </w:p>
+    <w:p>
+      <w:pPr>
+        <w:rPr>
+          <w:lang w:val="en-IE"/>
+        </w:rPr>
+      </w:pPr>
+    </w:p>
+    <w:p>
+      <w:pPr>
+        <w:rPr>
+          <w:lang w:val="en-IE"/>
+        </w:rPr>
+      </w:pPr>
+      <w:r>
+        <w:rPr>
+          <w:lang w:val="en-IE"/>
+        </w:rPr>
+        <w:t>1. Init</w:t>
+      </w:r>
+    </w:p>
+    <w:p>
+      <w:pPr>
+        <w:rPr>
+          <w:lang w:val="en-IE"/>
+        </w:rPr>
+      </w:pPr>
+      <w:r>
+        <w:rPr>
+          <w:lang w:val="en-IE"/>
+        </w:rPr>
+        <w:t>‘git init’ is used to create a new empty git repository. An initial branch without any commits will be created. Running the command in an existing repository will not overwrite things that are already there.</w:t>
+      </w:r>
+    </w:p>
+    <w:p>
+      <w:pPr>
+        <w:rPr>
+          <w:lang w:val="en-IE"/>
+        </w:rPr>
+      </w:pPr>
+    </w:p>
+    <w:p>
+      <w:pPr>
+        <w:rPr>
+          <w:lang w:val="en-IE"/>
+        </w:rPr>
+      </w:pPr>
+      <w:r>
+        <w:rPr>
+          <w:noProof/>
           <w:lang w:val="en-IE"/>
         </w:rPr>
         <w:drawing>
@@ -68,21 +109,63 @@
           <w:lang w:val="en-IE"/>
         </w:rPr>
       </w:pPr>
-      <w:r>
-        <w:rPr>
-          <w:lang w:val="en-IE"/>
-        </w:rPr>
-        <w:t>2.</w:t>
-      </w:r>
-    </w:p>
-    <w:p>
-      <w:pPr>
-        <w:rPr>
-          <w:lang w:val="en-IE"/>
-        </w:rPr>
-      </w:pPr>
-      <w:r>
-        <w:rPr>
+    </w:p>
+    <w:p>
+      <w:pPr>
+        <w:rPr>
+          <w:lang w:val="en-IE"/>
+        </w:rPr>
+      </w:pPr>
+      <w:r>
+        <w:rPr>
+          <w:lang w:val="en-IE"/>
+        </w:rPr>
+        <w:t>2. Add</w:t>
+      </w:r>
+    </w:p>
+    <w:p>
+      <w:pPr>
+        <w:rPr>
+          <w:lang w:val="en-IE"/>
+        </w:rPr>
+      </w:pPr>
+      <w:r>
+        <w:rPr>
+          <w:lang w:val="en-IE"/>
+        </w:rPr>
+        <w:t>‘</w:t>
+      </w:r>
+      <w:proofErr w:type="gramStart"/>
+      <w:r>
+        <w:rPr>
+          <w:lang w:val="en-IE"/>
+        </w:rPr>
+        <w:t>git</w:t>
+      </w:r>
+      <w:proofErr w:type="gramEnd"/>
+      <w:r>
+        <w:rPr>
+          <w:lang w:val="en-IE"/>
+        </w:rPr>
+        <w:t xml:space="preserve"> add’ adds contents or new or changed files to the index (what you use to prepare the contents of the next commit). When ‘git commit’ is ran without any other arguments, it will only commit staged changes.</w:t>
+      </w:r>
+    </w:p>
+    <w:p>
+      <w:pPr>
+        <w:rPr>
+          <w:lang w:val="en-IE"/>
+        </w:rPr>
+      </w:pPr>
+    </w:p>
+    <w:p>
+      <w:pPr>
+        <w:rPr>
+          <w:lang w:val="en-IE"/>
+        </w:rPr>
+      </w:pPr>
+      <w:r>
+        <w:rPr>
+          <w:noProof/>
           <w:lang w:val="en-IE"/>
         </w:rPr>
         <w:drawing>
@@ -128,6 +211,627 @@
           <w:lang w:val="en-IE"/>
         </w:rPr>
       </w:pPr>
+    </w:p>
+    <w:p>
+      <w:pPr>
+        <w:rPr>
+          <w:lang w:val="en-IE"/>
+        </w:rPr>
+      </w:pPr>
+      <w:r>
+        <w:rPr>
+          <w:lang w:val="en-IE"/>
+        </w:rPr>
+        <w:t>3. Status</w:t>
+      </w:r>
+    </w:p>
+    <w:p>
+      <w:pPr>
+        <w:rPr>
+          <w:lang w:val="en-IE"/>
+        </w:rPr>
+      </w:pPr>
+      <w:r>
+        <w:rPr>
+          <w:lang w:val="en-IE"/>
+        </w:rPr>
+        <w:t>‘</w:t>
+      </w:r>
+      <w:proofErr w:type="gramStart"/>
+      <w:r>
+        <w:rPr>
+          <w:lang w:val="en-IE"/>
+        </w:rPr>
+        <w:t>git</w:t>
+      </w:r>
+      <w:proofErr w:type="gramEnd"/>
+      <w:r>
+        <w:rPr>
+          <w:lang w:val="en-IE"/>
+        </w:rPr>
+        <w:t xml:space="preserve"> status’ shows the working tree status. It displays paths that have differences between the index file and the HEAD commit, paths that have differences between the working tree and the index, and paths in the working tree that aren’t tracked by Git</w:t>
+      </w:r>
+    </w:p>
+    <w:p>
+      <w:pPr>
+        <w:rPr>
+          <w:lang w:val="en-IE"/>
+        </w:rPr>
+      </w:pPr>
+    </w:p>
+    <w:p>
+      <w:pPr>
+        <w:rPr>
+          <w:lang w:val="en-IE"/>
+        </w:rPr>
+      </w:pPr>
+      <w:r>
+        <w:rPr>
+          <w:lang w:val="en-IE"/>
+        </w:rPr>
+        <w:drawing>
+          <wp:inline distT="0" distB="0" distL="0" distR="0" wp14:anchorId="12185436" wp14:editId="4A636798">
+            <wp:extent cx="5191850" cy="1390844"/>
+            <wp:effectExtent l="0" t="0" r="8890" b="0"/>
+            <wp:docPr id="3" name="Picture 3"/>
+            <wp:cNvGraphicFramePr>
+              <a:graphicFrameLocks xmlns:a="http://schemas.openxmlformats.org/drawingml/2006/main" noChangeAspect="1"/>
+            </wp:cNvGraphicFramePr>
+            <a:graphic xmlns:a="http://schemas.openxmlformats.org/drawingml/2006/main">
+              <a:graphicData uri="http://schemas.openxmlformats.org/drawingml/2006/picture">
+                <pic:pic xmlns:pic="http://schemas.openxmlformats.org/drawingml/2006/picture">
+                  <pic:nvPicPr>
+                    <pic:cNvPr id="1" name=""/>
+                    <pic:cNvPicPr/>
+                  </pic:nvPicPr>
+                  <pic:blipFill>
+                    <a:blip r:embed="rId9"/>
+                    <a:stretch>
+                      <a:fillRect/>
+                    </a:stretch>
+                  </pic:blipFill>
+                  <pic:spPr>
+                    <a:xfrm>
+                      <a:off x="0" y="0"/>
+                      <a:ext cx="5191850" cy="1390844"/>
+                    </a:xfrm>
+                    <a:prstGeom prst="rect">
+                      <a:avLst/>
+                    </a:prstGeom>
+                  </pic:spPr>
+                </pic:pic>
+              </a:graphicData>
+            </a:graphic>
+          </wp:inline>
+        </w:drawing>
+      </w:r>
+    </w:p>
+    <w:p>
+      <w:pPr>
+        <w:rPr>
+          <w:lang w:val="en-IE"/>
+        </w:rPr>
+      </w:pPr>
+    </w:p>
+    <w:p>
+      <w:pPr>
+        <w:rPr>
+          <w:lang w:val="en-IE"/>
+        </w:rPr>
+      </w:pPr>
+    </w:p>
+    <w:p>
+      <w:pPr>
+        <w:rPr>
+          <w:lang w:val="en-IE"/>
+        </w:rPr>
+      </w:pPr>
+      <w:r>
+        <w:rPr>
+          <w:lang w:val="en-IE"/>
+        </w:rPr>
+        <w:lastRenderedPageBreak/>
+        <w:t>4. Commit</w:t>
+      </w:r>
+    </w:p>
+    <w:p>
+      <w:pPr>
+        <w:rPr>
+          <w:lang w:val="en-IE"/>
+        </w:rPr>
+      </w:pPr>
+      <w:r>
+        <w:rPr>
+          <w:lang w:val="en-IE"/>
+        </w:rPr>
+        <w:t>‘</w:t>
+      </w:r>
+      <w:proofErr w:type="gramStart"/>
+      <w:r>
+        <w:rPr>
+          <w:lang w:val="en-IE"/>
+        </w:rPr>
+        <w:t>git</w:t>
+      </w:r>
+      <w:proofErr w:type="gramEnd"/>
+      <w:r>
+        <w:rPr>
+          <w:lang w:val="en-IE"/>
+        </w:rPr>
+        <w:t xml:space="preserve"> commit’ records changes to the selected repository. It c</w:t>
+      </w:r>
+      <w:r>
+        <w:rPr>
+          <w:lang w:val="en-IE"/>
+        </w:rPr>
+        <w:t>reate</w:t>
+      </w:r>
+      <w:r>
+        <w:rPr>
+          <w:lang w:val="en-IE"/>
+        </w:rPr>
+        <w:t>s</w:t>
+      </w:r>
+      <w:r>
+        <w:rPr>
+          <w:lang w:val="en-IE"/>
+        </w:rPr>
+        <w:t xml:space="preserve"> a new commit containing the current contents of the index and the given log message describing the changes</w:t>
+      </w:r>
+    </w:p>
+    <w:p>
+      <w:pPr>
+        <w:rPr>
+          <w:lang w:val="en-IE"/>
+        </w:rPr>
+      </w:pPr>
+    </w:p>
+    <w:p>
+      <w:pPr>
+        <w:rPr>
+          <w:lang w:val="en-IE"/>
+        </w:rPr>
+      </w:pPr>
+      <w:r>
+        <w:rPr>
+          <w:lang w:val="en-IE"/>
+        </w:rPr>
+        <w:drawing>
+          <wp:inline distT="0" distB="0" distL="0" distR="0" wp14:anchorId="2407A191" wp14:editId="53CE02FA">
+            <wp:extent cx="5201376" cy="1371791"/>
+            <wp:effectExtent l="0" t="0" r="0" b="0"/>
+            <wp:docPr id="4" name="Picture 4"/>
+            <wp:cNvGraphicFramePr>
+              <a:graphicFrameLocks xmlns:a="http://schemas.openxmlformats.org/drawingml/2006/main" noChangeAspect="1"/>
+            </wp:cNvGraphicFramePr>
+            <a:graphic xmlns:a="http://schemas.openxmlformats.org/drawingml/2006/main">
+              <a:graphicData uri="http://schemas.openxmlformats.org/drawingml/2006/picture">
+                <pic:pic xmlns:pic="http://schemas.openxmlformats.org/drawingml/2006/picture">
+                  <pic:nvPicPr>
+                    <pic:cNvPr id="1" name=""/>
+                    <pic:cNvPicPr/>
+                  </pic:nvPicPr>
+                  <pic:blipFill>
+                    <a:blip r:embed="rId10"/>
+                    <a:stretch>
+                      <a:fillRect/>
+                    </a:stretch>
+                  </pic:blipFill>
+                  <pic:spPr>
+                    <a:xfrm>
+                      <a:off x="0" y="0"/>
+                      <a:ext cx="5201376" cy="1371791"/>
+                    </a:xfrm>
+                    <a:prstGeom prst="rect">
+                      <a:avLst/>
+                    </a:prstGeom>
+                  </pic:spPr>
+                </pic:pic>
+              </a:graphicData>
+            </a:graphic>
+          </wp:inline>
+        </w:drawing>
+      </w:r>
+    </w:p>
+    <w:p>
+      <w:pPr>
+        <w:rPr>
+          <w:lang w:val="en-IE"/>
+        </w:rPr>
+      </w:pPr>
+    </w:p>
+    <w:p>
+      <w:pPr>
+        <w:rPr>
+          <w:lang w:val="en-IE"/>
+        </w:rPr>
+      </w:pPr>
+      <w:r>
+        <w:rPr>
+          <w:lang w:val="en-IE"/>
+        </w:rPr>
+        <w:t xml:space="preserve">5. Remote </w:t>
+      </w:r>
+    </w:p>
+    <w:p>
+      <w:pPr>
+        <w:rPr>
+          <w:lang w:val="en-IE"/>
+        </w:rPr>
+      </w:pPr>
+      <w:r>
+        <w:rPr>
+          <w:lang w:val="en-IE"/>
+        </w:rPr>
+        <w:t>‘</w:t>
+      </w:r>
+      <w:proofErr w:type="gramStart"/>
+      <w:r>
+        <w:rPr>
+          <w:lang w:val="en-IE"/>
+        </w:rPr>
+        <w:t>git</w:t>
+      </w:r>
+      <w:proofErr w:type="gramEnd"/>
+      <w:r>
+        <w:rPr>
+          <w:lang w:val="en-IE"/>
+        </w:rPr>
+        <w:t xml:space="preserve"> remote’ manages the set of repositories whose branches you track</w:t>
+      </w:r>
+    </w:p>
+    <w:p>
+      <w:pPr>
+        <w:rPr>
+          <w:lang w:val="en-IE"/>
+        </w:rPr>
+      </w:pPr>
+    </w:p>
+    <w:p>
+      <w:pPr>
+        <w:rPr>
+          <w:lang w:val="en-IE"/>
+        </w:rPr>
+      </w:pPr>
+      <w:r>
+        <w:rPr>
+          <w:lang w:val="en-IE"/>
+        </w:rPr>
+        <w:drawing>
+          <wp:inline distT="0" distB="0" distL="0" distR="0" wp14:anchorId="42810E12" wp14:editId="6C0593C4">
+            <wp:extent cx="3353268" cy="409632"/>
+            <wp:effectExtent l="0" t="0" r="0" b="9525"/>
+            <wp:docPr id="5" name="Picture 5"/>
+            <wp:cNvGraphicFramePr>
+              <a:graphicFrameLocks xmlns:a="http://schemas.openxmlformats.org/drawingml/2006/main" noChangeAspect="1"/>
+            </wp:cNvGraphicFramePr>
+            <a:graphic xmlns:a="http://schemas.openxmlformats.org/drawingml/2006/main">
+              <a:graphicData uri="http://schemas.openxmlformats.org/drawingml/2006/picture">
+                <pic:pic xmlns:pic="http://schemas.openxmlformats.org/drawingml/2006/picture">
+                  <pic:nvPicPr>
+                    <pic:cNvPr id="1" name=""/>
+                    <pic:cNvPicPr/>
+                  </pic:nvPicPr>
+                  <pic:blipFill>
+                    <a:blip r:embed="rId11"/>
+                    <a:stretch>
+                      <a:fillRect/>
+                    </a:stretch>
+                  </pic:blipFill>
+                  <pic:spPr>
+                    <a:xfrm>
+                      <a:off x="0" y="0"/>
+                      <a:ext cx="3353268" cy="409632"/>
+                    </a:xfrm>
+                    <a:prstGeom prst="rect">
+                      <a:avLst/>
+                    </a:prstGeom>
+                  </pic:spPr>
+                </pic:pic>
+              </a:graphicData>
+            </a:graphic>
+          </wp:inline>
+        </w:drawing>
+      </w:r>
+    </w:p>
+    <w:p>
+      <w:pPr>
+        <w:rPr>
+          <w:lang w:val="en-IE"/>
+        </w:rPr>
+      </w:pPr>
+    </w:p>
+    <w:p>
+      <w:pPr>
+        <w:rPr>
+          <w:lang w:val="en-IE"/>
+        </w:rPr>
+      </w:pPr>
+      <w:r>
+        <w:rPr>
+          <w:lang w:val="en-IE"/>
+        </w:rPr>
+        <w:t>6. Branch</w:t>
+      </w:r>
+    </w:p>
+    <w:p>
+      <w:pPr>
+        <w:rPr>
+          <w:lang w:val="en-IE"/>
+        </w:rPr>
+      </w:pPr>
+      <w:r>
+        <w:rPr>
+          <w:lang w:val="en-IE"/>
+        </w:rPr>
+        <w:t>‘</w:t>
+      </w:r>
+      <w:proofErr w:type="gramStart"/>
+      <w:r>
+        <w:rPr>
+          <w:lang w:val="en-IE"/>
+        </w:rPr>
+        <w:t>git</w:t>
+      </w:r>
+      <w:proofErr w:type="gramEnd"/>
+      <w:r>
+        <w:rPr>
+          <w:lang w:val="en-IE"/>
+        </w:rPr>
+        <w:t xml:space="preserve"> branch’ is used to list, create or delete</w:t>
+      </w:r>
+      <w:r>
+        <w:rPr>
+          <w:lang w:val="en-IE"/>
+        </w:rPr>
+        <w:t xml:space="preserve"> branches</w:t>
+      </w:r>
+    </w:p>
+    <w:p>
+      <w:pPr>
+        <w:rPr>
+          <w:lang w:val="en-IE"/>
+        </w:rPr>
+      </w:pPr>
+    </w:p>
+    <w:p>
+      <w:pPr>
+        <w:rPr>
+          <w:lang w:val="en-IE"/>
+        </w:rPr>
+      </w:pPr>
+      <w:r>
+        <w:rPr>
+          <w:lang w:val="en-IE"/>
+        </w:rPr>
+        <w:drawing>
+          <wp:inline distT="0" distB="0" distL="0" distR="0" wp14:anchorId="19DEA187" wp14:editId="0CE77ACF">
+            <wp:extent cx="3324689" cy="409632"/>
+            <wp:effectExtent l="0" t="0" r="9525" b="9525"/>
+            <wp:docPr id="6" name="Picture 6"/>
+            <wp:cNvGraphicFramePr>
+              <a:graphicFrameLocks xmlns:a="http://schemas.openxmlformats.org/drawingml/2006/main" noChangeAspect="1"/>
+            </wp:cNvGraphicFramePr>
+            <a:graphic xmlns:a="http://schemas.openxmlformats.org/drawingml/2006/main">
+              <a:graphicData uri="http://schemas.openxmlformats.org/drawingml/2006/picture">
+                <pic:pic xmlns:pic="http://schemas.openxmlformats.org/drawingml/2006/picture">
+                  <pic:nvPicPr>
+                    <pic:cNvPr id="1" name=""/>
+                    <pic:cNvPicPr/>
+                  </pic:nvPicPr>
+                  <pic:blipFill>
+                    <a:blip r:embed="rId12"/>
+                    <a:stretch>
+                      <a:fillRect/>
+                    </a:stretch>
+                  </pic:blipFill>
+                  <pic:spPr>
+                    <a:xfrm>
+                      <a:off x="0" y="0"/>
+                      <a:ext cx="3324689" cy="409632"/>
+                    </a:xfrm>
+                    <a:prstGeom prst="rect">
+                      <a:avLst/>
+                    </a:prstGeom>
+                  </pic:spPr>
+                </pic:pic>
+              </a:graphicData>
+            </a:graphic>
+          </wp:inline>
+        </w:drawing>
+      </w:r>
+    </w:p>
+    <w:p>
+      <w:pPr>
+        <w:rPr>
+          <w:lang w:val="en-IE"/>
+        </w:rPr>
+      </w:pPr>
+    </w:p>
+    <w:p>
+      <w:pPr>
+        <w:rPr>
+          <w:lang w:val="en-IE"/>
+        </w:rPr>
+      </w:pPr>
+      <w:r>
+        <w:rPr>
+          <w:lang w:val="en-IE"/>
+        </w:rPr>
+        <w:t>7. Checkout</w:t>
+      </w:r>
+    </w:p>
+    <w:p>
+      <w:pPr>
+        <w:rPr>
+          <w:lang w:val="en-IE"/>
+        </w:rPr>
+      </w:pPr>
+      <w:r>
+        <w:rPr>
+          <w:lang w:val="en-IE"/>
+        </w:rPr>
+        <w:t>‘</w:t>
+      </w:r>
+      <w:proofErr w:type="gramStart"/>
+      <w:r>
+        <w:rPr>
+          <w:lang w:val="en-IE"/>
+        </w:rPr>
+        <w:t>git</w:t>
+      </w:r>
+      <w:proofErr w:type="gramEnd"/>
+      <w:r>
+        <w:rPr>
+          <w:lang w:val="en-IE"/>
+        </w:rPr>
+        <w:t xml:space="preserve"> checkout’ s</w:t>
+      </w:r>
+      <w:r>
+        <w:rPr>
+          <w:lang w:val="en-IE"/>
+        </w:rPr>
+        <w:t>witch</w:t>
+      </w:r>
+      <w:r>
+        <w:rPr>
+          <w:lang w:val="en-IE"/>
+        </w:rPr>
+        <w:t>es</w:t>
+      </w:r>
+      <w:r>
+        <w:rPr>
+          <w:lang w:val="en-IE"/>
+        </w:rPr>
+        <w:t xml:space="preserve"> branches or restore</w:t>
+      </w:r>
+      <w:r>
+        <w:rPr>
+          <w:lang w:val="en-IE"/>
+        </w:rPr>
+        <w:t>s</w:t>
+      </w:r>
+      <w:r>
+        <w:rPr>
+          <w:lang w:val="en-IE"/>
+        </w:rPr>
+        <w:t xml:space="preserve"> working tree files</w:t>
+      </w:r>
+    </w:p>
+    <w:p>
+      <w:pPr>
+        <w:rPr>
+          <w:lang w:val="en-IE"/>
+        </w:rPr>
+      </w:pPr>
+    </w:p>
+    <w:p>
+      <w:pPr>
+        <w:rPr>
+          <w:lang w:val="en-IE"/>
+        </w:rPr>
+      </w:pPr>
+      <w:r>
+        <w:rPr>
+          <w:lang w:val="en-IE"/>
+        </w:rPr>
+        <w:drawing>
+          <wp:inline distT="0" distB="0" distL="0" distR="0" wp14:anchorId="71352814" wp14:editId="1F4F72A4">
+            <wp:extent cx="3334215" cy="457264"/>
+            <wp:effectExtent l="0" t="0" r="0" b="0"/>
+            <wp:docPr id="7" name="Picture 7"/>
+            <wp:cNvGraphicFramePr>
+              <a:graphicFrameLocks xmlns:a="http://schemas.openxmlformats.org/drawingml/2006/main" noChangeAspect="1"/>
+            </wp:cNvGraphicFramePr>
+            <a:graphic xmlns:a="http://schemas.openxmlformats.org/drawingml/2006/main">
+              <a:graphicData uri="http://schemas.openxmlformats.org/drawingml/2006/picture">
+                <pic:pic xmlns:pic="http://schemas.openxmlformats.org/drawingml/2006/picture">
+                  <pic:nvPicPr>
+                    <pic:cNvPr id="1" name=""/>
+                    <pic:cNvPicPr/>
+                  </pic:nvPicPr>
+                  <pic:blipFill>
+                    <a:blip r:embed="rId13"/>
+                    <a:stretch>
+                      <a:fillRect/>
+                    </a:stretch>
+                  </pic:blipFill>
+                  <pic:spPr>
+                    <a:xfrm>
+                      <a:off x="0" y="0"/>
+                      <a:ext cx="3334215" cy="457264"/>
+                    </a:xfrm>
+                    <a:prstGeom prst="rect">
+                      <a:avLst/>
+                    </a:prstGeom>
+                  </pic:spPr>
+                </pic:pic>
+              </a:graphicData>
+            </a:graphic>
+          </wp:inline>
+        </w:drawing>
+      </w:r>
+    </w:p>
+    <w:p>
+      <w:pPr>
+        <w:rPr>
+          <w:lang w:val="en-IE"/>
+        </w:rPr>
+      </w:pPr>
+    </w:p>
+    <w:p>
+      <w:pPr>
+        <w:rPr>
+          <w:lang w:val="en-IE"/>
+        </w:rPr>
+      </w:pPr>
+      <w:r>
+        <w:rPr>
+          <w:lang w:val="en-IE"/>
+        </w:rPr>
+        <w:lastRenderedPageBreak/>
+        <w:t>8. Merge</w:t>
+      </w:r>
+    </w:p>
+    <w:p>
+      <w:pPr>
+        <w:rPr>
+          <w:lang w:val="en-IE"/>
+        </w:rPr>
+      </w:pPr>
+    </w:p>
+    <w:p>
+      <w:pPr>
+        <w:rPr>
+          <w:lang w:val="en-IE"/>
+        </w:rPr>
+      </w:pPr>
+      <w:r>
+        <w:rPr>
+          <w:lang w:val="en-IE"/>
+        </w:rPr>
+        <w:t>9. Log</w:t>
+      </w:r>
+    </w:p>
+    <w:p>
+      <w:pPr>
+        <w:rPr>
+          <w:lang w:val="en-IE"/>
+        </w:rPr>
+      </w:pPr>
+    </w:p>
+    <w:p>
+      <w:pPr>
+        <w:rPr>
+          <w:lang w:val="en-IE"/>
+        </w:rPr>
+      </w:pPr>
+      <w:r>
+        <w:rPr>
+          <w:lang w:val="en-IE"/>
+        </w:rPr>
+        <w:t>10. Push</w:t>
+      </w:r>
     </w:p>
     <w:sectPr>
       <w:pgSz w:w="11906" w:h="16838"/>
@@ -1355,6 +2059,23 @@
 </file>
 
 <file path=customXml/item1.xml><?xml version="1.0" encoding="utf-8"?>
+<p:properties xmlns:p="http://schemas.microsoft.com/office/2006/metadata/properties" xmlns:xsi="http://www.w3.org/2001/XMLSchema-instance" xmlns:pc="http://schemas.microsoft.com/office/infopath/2007/PartnerControls">
+  <documentManagement>
+    <_activity xmlns="9429147d-c046-4c6c-ad5d-4c11c57a8b60" xsi:nil="true"/>
+  </documentManagement>
+</p:properties>
+</file>
+
+<file path=customXml/item2.xml><?xml version="1.0" encoding="utf-8"?>
+<?mso-contentType ?>
+<FormTemplates xmlns="http://schemas.microsoft.com/sharepoint/v3/contenttype/forms">
+  <Display>DocumentLibraryForm</Display>
+  <Edit>DocumentLibraryForm</Edit>
+  <New>DocumentLibraryForm</New>
+</FormTemplates>
+</file>
+
+<file path=customXml/item3.xml><?xml version="1.0" encoding="utf-8"?>
 <ct:contentTypeSchema xmlns:ct="http://schemas.microsoft.com/office/2006/metadata/contentType" xmlns:ma="http://schemas.microsoft.com/office/2006/metadata/properties/metaAttributes" ct:_="" ma:_="" ma:contentTypeName="Document" ma:contentTypeID="0x0101006633C14E5EE1684AAC2982F4EC09954E" ma:contentTypeVersion="9" ma:contentTypeDescription="Create a new document." ma:contentTypeScope="" ma:versionID="7b4d07ff1877f2700fa83ff5f370da06">
   <xsd:schema xmlns:xsd="http://www.w3.org/2001/XMLSchema" xmlns:xs="http://www.w3.org/2001/XMLSchema" xmlns:p="http://schemas.microsoft.com/office/2006/metadata/properties" xmlns:ns3="9429147d-c046-4c6c-ad5d-4c11c57a8b60" targetNamespace="http://schemas.microsoft.com/office/2006/metadata/properties" ma:root="true" ma:fieldsID="f52aebaf36e40baf1ab77afe35bda30c" ns3:_="">
     <xsd:import namespace="9429147d-c046-4c6c-ad5d-4c11c57a8b60"/>
@@ -1530,24 +2251,25 @@
 </ct:contentTypeSchema>
 </file>
 
-<file path=customXml/item2.xml><?xml version="1.0" encoding="utf-8"?>
-<?mso-contentType ?>
-<FormTemplates xmlns="http://schemas.microsoft.com/sharepoint/v3/contenttype/forms">
-  <Display>DocumentLibraryForm</Display>
-  <Edit>DocumentLibraryForm</Edit>
-  <New>DocumentLibraryForm</New>
-</FormTemplates>
+<file path=customXml/itemProps1.xml><?xml version="1.0" encoding="utf-8"?>
+<ds:datastoreItem xmlns:ds="http://schemas.openxmlformats.org/officeDocument/2006/customXml" ds:itemID="{4E66CF83-F9E2-4336-800B-4E9E479183B3}">
+  <ds:schemaRefs>
+    <ds:schemaRef ds:uri="http://schemas.microsoft.com/office/2006/metadata/properties"/>
+    <ds:schemaRef ds:uri="http://schemas.microsoft.com/office/infopath/2007/PartnerControls"/>
+    <ds:schemaRef ds:uri="9429147d-c046-4c6c-ad5d-4c11c57a8b60"/>
+  </ds:schemaRefs>
+</ds:datastoreItem>
 </file>
 
-<file path=customXml/item3.xml><?xml version="1.0" encoding="utf-8"?>
-<p:properties xmlns:p="http://schemas.microsoft.com/office/2006/metadata/properties" xmlns:xsi="http://www.w3.org/2001/XMLSchema-instance" xmlns:pc="http://schemas.microsoft.com/office/infopath/2007/PartnerControls">
-  <documentManagement>
-    <_activity xmlns="9429147d-c046-4c6c-ad5d-4c11c57a8b60" xsi:nil="true"/>
-  </documentManagement>
-</p:properties>
+<file path=customXml/itemProps2.xml><?xml version="1.0" encoding="utf-8"?>
+<ds:datastoreItem xmlns:ds="http://schemas.openxmlformats.org/officeDocument/2006/customXml" ds:itemID="{CA523F33-C24B-4143-8B7F-915CE28DDBA8}">
+  <ds:schemaRefs>
+    <ds:schemaRef ds:uri="http://schemas.microsoft.com/sharepoint/v3/contenttype/forms"/>
+  </ds:schemaRefs>
+</ds:datastoreItem>
 </file>
 
-<file path=customXml/itemProps1.xml><?xml version="1.0" encoding="utf-8"?>
+<file path=customXml/itemProps3.xml><?xml version="1.0" encoding="utf-8"?>
 <ds:datastoreItem xmlns:ds="http://schemas.openxmlformats.org/officeDocument/2006/customXml" ds:itemID="{A8A48957-2844-48E7-878B-A3E5BC2D3192}">
   <ds:schemaRefs>
     <ds:schemaRef ds:uri="http://schemas.microsoft.com/office/2006/metadata/contentType"/>
@@ -1563,22 +2285,4 @@
     <ds:schemaRef ds:uri="http://schemas.microsoft.com/internal/obd"/>
   </ds:schemaRefs>
 </ds:datastoreItem>
-</file>
-
-<file path=customXml/itemProps2.xml><?xml version="1.0" encoding="utf-8"?>
-<ds:datastoreItem xmlns:ds="http://schemas.openxmlformats.org/officeDocument/2006/customXml" ds:itemID="{CA523F33-C24B-4143-8B7F-915CE28DDBA8}">
-  <ds:schemaRefs>
-    <ds:schemaRef ds:uri="http://schemas.microsoft.com/sharepoint/v3/contenttype/forms"/>
-  </ds:schemaRefs>
-</ds:datastoreItem>
-</file>
-
-<file path=customXml/itemProps3.xml><?xml version="1.0" encoding="utf-8"?>
-<ds:datastoreItem xmlns:ds="http://schemas.openxmlformats.org/officeDocument/2006/customXml" ds:itemID="{4E66CF83-F9E2-4336-800B-4E9E479183B3}">
-  <ds:schemaRefs>
-    <ds:schemaRef ds:uri="http://schemas.microsoft.com/office/2006/metadata/properties"/>
-    <ds:schemaRef ds:uri="http://schemas.microsoft.com/office/infopath/2007/PartnerControls"/>
-    <ds:schemaRef ds:uri="9429147d-c046-4c6c-ad5d-4c11c57a8b60"/>
-  </ds:schemaRefs>
-</ds:datastoreItem>
 </file>
--- a/guide.docx
+++ b/guide.docx
@@ -791,6 +791,105 @@
         </w:rPr>
         <w:lastRenderedPageBreak/>
         <w:t>8. Merge</w:t>
+      </w:r>
+    </w:p>
+    <w:p>
+      <w:pPr>
+        <w:rPr>
+          <w:lang w:val="en-IE"/>
+        </w:rPr>
+      </w:pPr>
+      <w:r>
+        <w:t>‘</w:t>
+      </w:r>
+      <w:proofErr w:type="gramStart"/>
+      <w:r>
+        <w:t>git</w:t>
+      </w:r>
+      <w:proofErr w:type="gramEnd"/>
+      <w:r>
+        <w:t xml:space="preserve"> </w:t>
+      </w:r>
+      <w:r>
+        <w:t>merge</w:t>
+      </w:r>
+      <w:r>
+        <w:t>’</w:t>
+      </w:r>
+      <w:r>
+        <w:t xml:space="preserve"> </w:t>
+      </w:r>
+      <w:r>
+        <w:t>j</w:t>
+      </w:r>
+      <w:r>
+        <w:t>oin</w:t>
+      </w:r>
+      <w:r>
+        <w:t>s</w:t>
+      </w:r>
+      <w:r>
+        <w:t xml:space="preserve"> two or more development histories together</w:t>
+      </w:r>
+      <w:r>
+        <w:t>. It i</w:t>
+      </w:r>
+      <w:r>
+        <w:t>ncorporates changes from the named commits into the current branch.</w:t>
+      </w:r>
+    </w:p>
+    <w:p>
+      <w:pPr>
+        <w:rPr>
+          <w:lang w:val="en-IE"/>
+        </w:rPr>
+      </w:pPr>
+    </w:p>
+    <w:p>
+      <w:pPr>
+        <w:rPr>
+          <w:lang w:val="en-IE"/>
+        </w:rPr>
+      </w:pPr>
+      <w:r>
+        <w:rPr>
+          <w:lang w:val="en-IE"/>
+        </w:rPr>
+        <w:drawing>
+          <wp:inline distT="0" distB="0" distL="0" distR="0" wp14:anchorId="3A9EC1CC" wp14:editId="777D7C35">
+            <wp:extent cx="3296110" cy="447737"/>
+            <wp:effectExtent l="0" t="0" r="0" b="9525"/>
+            <wp:docPr id="9" name="Picture 9"/>
+            <wp:cNvGraphicFramePr>
+              <a:graphicFrameLocks xmlns:a="http://schemas.openxmlformats.org/drawingml/2006/main" noChangeAspect="1"/>
+            </wp:cNvGraphicFramePr>
+            <a:graphic xmlns:a="http://schemas.openxmlformats.org/drawingml/2006/main">
+              <a:graphicData uri="http://schemas.openxmlformats.org/drawingml/2006/picture">
+                <pic:pic xmlns:pic="http://schemas.openxmlformats.org/drawingml/2006/picture">
+                  <pic:nvPicPr>
+                    <pic:cNvPr id="1" name=""/>
+                    <pic:cNvPicPr/>
+                  </pic:nvPicPr>
+                  <pic:blipFill>
+                    <a:blip r:embed="rId14"/>
+                    <a:stretch>
+                      <a:fillRect/>
+                    </a:stretch>
+                  </pic:blipFill>
+                  <pic:spPr>
+                    <a:xfrm>
+                      <a:off x="0" y="0"/>
+                      <a:ext cx="3296110" cy="447737"/>
+                    </a:xfrm>
+                    <a:prstGeom prst="rect">
+                      <a:avLst/>
+                    </a:prstGeom>
+                  </pic:spPr>
+                </pic:pic>
+              </a:graphicData>
+            </a:graphic>
+          </wp:inline>
+        </w:drawing>
       </w:r>
     </w:p>
     <w:p>
@@ -1446,7 +1545,6 @@
   <w:style w:type="character" w:default="1" w:styleId="DefaultParagraphFont">
     <w:name w:val="Default Paragraph Font"/>
     <w:uiPriority w:val="1"/>
-    <w:semiHidden/>
     <w:unhideWhenUsed/>
   </w:style>
   <w:style w:type="table" w:default="1" w:styleId="TableNormal">

--- a/guide.docx
+++ b/guide.docx
@@ -251,6 +251,12 @@
         </w:rPr>
         <w:t xml:space="preserve"> status’ shows the working tree status. It displays paths that have differences between the index file and the HEAD commit, paths that have differences between the working tree and the index, and paths in the working tree that aren’t tracked by Git</w:t>
       </w:r>
+      <w:r>
+        <w:rPr>
+          <w:lang w:val="en-IE"/>
+        </w:rPr>
+        <w:t>.</w:t>
+      </w:r>
     </w:p>
     <w:p>
       <w:pPr>
@@ -378,6 +384,12 @@
         </w:rPr>
         <w:t xml:space="preserve"> a new commit containing the current contents of the index and the given log message describing the changes</w:t>
       </w:r>
+      <w:r>
+        <w:rPr>
+          <w:lang w:val="en-IE"/>
+        </w:rPr>
+        <w:t>.</w:t>
+      </w:r>
     </w:p>
     <w:p>
       <w:pPr>
@@ -479,6 +491,12 @@
         </w:rPr>
         <w:t xml:space="preserve"> remote’ manages the set of repositories whose branches you track</w:t>
       </w:r>
+      <w:r>
+        <w:rPr>
+          <w:lang w:val="en-IE"/>
+        </w:rPr>
+        <w:t>.</w:t>
+      </w:r>
     </w:p>
     <w:p>
       <w:pPr>
@@ -586,6 +604,12 @@
         </w:rPr>
         <w:t xml:space="preserve"> branches</w:t>
       </w:r>
+      <w:r>
+        <w:rPr>
+          <w:lang w:val="en-IE"/>
+        </w:rPr>
+        <w:t>.</w:t>
+      </w:r>
     </w:p>
     <w:p>
       <w:pPr>
@@ -717,6 +741,12 @@
         </w:rPr>
         <w:t xml:space="preserve"> working tree files</w:t>
       </w:r>
+      <w:r>
+        <w:rPr>
+          <w:lang w:val="en-IE"/>
+        </w:rPr>
+        <w:t>.</w:t>
+      </w:r>
     </w:p>
     <w:p>
       <w:pPr>
@@ -910,6 +940,105 @@
           <w:lang w:val="en-IE"/>
         </w:rPr>
         <w:t>9. Log</w:t>
+      </w:r>
+    </w:p>
+    <w:p>
+      <w:pPr>
+        <w:rPr>
+          <w:lang w:val="en-IE"/>
+        </w:rPr>
+      </w:pPr>
+      <w:r>
+        <w:rPr>
+          <w:lang w:val="en-IE"/>
+        </w:rPr>
+        <w:t>‘</w:t>
+      </w:r>
+      <w:proofErr w:type="gramStart"/>
+      <w:r>
+        <w:rPr>
+          <w:lang w:val="en-IE"/>
+        </w:rPr>
+        <w:t>git</w:t>
+      </w:r>
+      <w:proofErr w:type="gramEnd"/>
+      <w:r>
+        <w:rPr>
+          <w:lang w:val="en-IE"/>
+        </w:rPr>
+        <w:t xml:space="preserve"> log’ shows the commit logs. </w:t>
+      </w:r>
+      <w:r>
+        <w:rPr>
+          <w:lang w:val="en-IE"/>
+        </w:rPr>
+        <w:t>List</w:t>
+      </w:r>
+      <w:r>
+        <w:rPr>
+          <w:lang w:val="en-IE"/>
+        </w:rPr>
+        <w:t>s</w:t>
+      </w:r>
+      <w:r>
+        <w:rPr>
+          <w:lang w:val="en-IE"/>
+        </w:rPr>
+        <w:t xml:space="preserve"> commits that are reachable by following the parent links from the given commit(s)</w:t>
+      </w:r>
+    </w:p>
+    <w:p>
+      <w:pPr>
+        <w:rPr>
+          <w:lang w:val="en-IE"/>
+        </w:rPr>
+      </w:pPr>
+    </w:p>
+    <w:p>
+      <w:pPr>
+        <w:rPr>
+          <w:lang w:val="en-IE"/>
+        </w:rPr>
+      </w:pPr>
+      <w:r>
+        <w:rPr>
+          <w:lang w:val="en-IE"/>
+        </w:rPr>
+        <w:drawing>
+          <wp:inline distT="0" distB="0" distL="0" distR="0" wp14:anchorId="145F9493" wp14:editId="31D39462">
+            <wp:extent cx="4658375" cy="3486637"/>
+            <wp:effectExtent l="0" t="0" r="0" b="0"/>
+            <wp:docPr id="10" name="Picture 10"/>
+            <wp:cNvGraphicFramePr>
+              <a:graphicFrameLocks xmlns:a="http://schemas.openxmlformats.org/drawingml/2006/main" noChangeAspect="1"/>
+            </wp:cNvGraphicFramePr>
+            <a:graphic xmlns:a="http://schemas.openxmlformats.org/drawingml/2006/main">
+              <a:graphicData uri="http://schemas.openxmlformats.org/drawingml/2006/picture">
+                <pic:pic xmlns:pic="http://schemas.openxmlformats.org/drawingml/2006/picture">
+                  <pic:nvPicPr>
+                    <pic:cNvPr id="1" name=""/>
+                    <pic:cNvPicPr/>
+                  </pic:nvPicPr>
+                  <pic:blipFill>
+                    <a:blip r:embed="rId15"/>
+                    <a:stretch>
+                      <a:fillRect/>
+                    </a:stretch>
+                  </pic:blipFill>
+                  <pic:spPr>
+                    <a:xfrm>
+                      <a:off x="0" y="0"/>
+                      <a:ext cx="4658375" cy="3486637"/>
+                    </a:xfrm>
+                    <a:prstGeom prst="rect">
+                      <a:avLst/>
+                    </a:prstGeom>
+                  </pic:spPr>
+                </pic:pic>
+              </a:graphicData>
+            </a:graphic>
+          </wp:inline>
+        </w:drawing>
       </w:r>
     </w:p>
     <w:p>

--- a/guide.docx
+++ b/guide.docx
@@ -133,21 +133,7 @@
         <w:rPr>
           <w:lang w:val="en-IE"/>
         </w:rPr>
-        <w:t>‘</w:t>
-      </w:r>
-      <w:proofErr w:type="gramStart"/>
-      <w:r>
-        <w:rPr>
-          <w:lang w:val="en-IE"/>
-        </w:rPr>
-        <w:t>git</w:t>
-      </w:r>
-      <w:proofErr w:type="gramEnd"/>
-      <w:r>
-        <w:rPr>
-          <w:lang w:val="en-IE"/>
-        </w:rPr>
-        <w:t xml:space="preserve"> add’ adds contents or new or changed files to the index (what you use to prepare the contents of the next commit). When ‘git commit’ is ran without any other arguments, it will only commit staged changes.</w:t>
+        <w:t>‘git add’ adds contents or new or changed files to the index (what you use to prepare the contents of the next commit). When ‘git commit’ is ran without any other arguments, it will only commit staged changes.</w:t>
       </w:r>
     </w:p>
     <w:p>
@@ -235,21 +221,7 @@
         <w:rPr>
           <w:lang w:val="en-IE"/>
         </w:rPr>
-        <w:t>‘</w:t>
-      </w:r>
-      <w:proofErr w:type="gramStart"/>
-      <w:r>
-        <w:rPr>
-          <w:lang w:val="en-IE"/>
-        </w:rPr>
-        <w:t>git</w:t>
-      </w:r>
-      <w:proofErr w:type="gramEnd"/>
-      <w:r>
-        <w:rPr>
-          <w:lang w:val="en-IE"/>
-        </w:rPr>
-        <w:t xml:space="preserve"> status’ shows the working tree status. It displays paths that have differences between the index file and the HEAD commit, paths that have differences between the working tree and the index, and paths in the working tree that aren’t tracked by Git</w:t>
+        <w:t>‘git status’ shows the working tree status. It displays paths that have differences between the index file and the HEAD commit, paths that have differences between the working tree and the index, and paths in the working tree that aren’t tracked by Git</w:t>
       </w:r>
       <w:r>
         <w:rPr>
@@ -350,21 +322,7 @@
         <w:rPr>
           <w:lang w:val="en-IE"/>
         </w:rPr>
-        <w:t>‘</w:t>
-      </w:r>
-      <w:proofErr w:type="gramStart"/>
-      <w:r>
-        <w:rPr>
-          <w:lang w:val="en-IE"/>
-        </w:rPr>
-        <w:t>git</w:t>
-      </w:r>
-      <w:proofErr w:type="gramEnd"/>
-      <w:r>
-        <w:rPr>
-          <w:lang w:val="en-IE"/>
-        </w:rPr>
-        <w:t xml:space="preserve"> commit’ records changes to the selected repository. It c</w:t>
+        <w:t>‘git commit’ records changes to the selected repository. It c</w:t>
       </w:r>
       <w:r>
         <w:rPr>
@@ -475,21 +433,7 @@
         <w:rPr>
           <w:lang w:val="en-IE"/>
         </w:rPr>
-        <w:t>‘</w:t>
-      </w:r>
-      <w:proofErr w:type="gramStart"/>
-      <w:r>
-        <w:rPr>
-          <w:lang w:val="en-IE"/>
-        </w:rPr>
-        <w:t>git</w:t>
-      </w:r>
-      <w:proofErr w:type="gramEnd"/>
-      <w:r>
-        <w:rPr>
-          <w:lang w:val="en-IE"/>
-        </w:rPr>
-        <w:t xml:space="preserve"> remote’ manages the set of repositories whose branches you track</w:t>
+        <w:t>‘git remote’ manages the set of repositories whose branches you track</w:t>
       </w:r>
       <w:r>
         <w:rPr>
@@ -582,21 +526,7 @@
         <w:rPr>
           <w:lang w:val="en-IE"/>
         </w:rPr>
-        <w:t>‘</w:t>
-      </w:r>
-      <w:proofErr w:type="gramStart"/>
-      <w:r>
-        <w:rPr>
-          <w:lang w:val="en-IE"/>
-        </w:rPr>
-        <w:t>git</w:t>
-      </w:r>
-      <w:proofErr w:type="gramEnd"/>
-      <w:r>
-        <w:rPr>
-          <w:lang w:val="en-IE"/>
-        </w:rPr>
-        <w:t xml:space="preserve"> branch’ is used to list, create or delete</w:t>
+        <w:t>‘git branch’ is used to list, create or delete</w:t>
       </w:r>
       <w:r>
         <w:rPr>
@@ -695,21 +625,7 @@
         <w:rPr>
           <w:lang w:val="en-IE"/>
         </w:rPr>
-        <w:t>‘</w:t>
-      </w:r>
-      <w:proofErr w:type="gramStart"/>
-      <w:r>
-        <w:rPr>
-          <w:lang w:val="en-IE"/>
-        </w:rPr>
-        <w:t>git</w:t>
-      </w:r>
-      <w:proofErr w:type="gramEnd"/>
-      <w:r>
-        <w:rPr>
-          <w:lang w:val="en-IE"/>
-        </w:rPr>
-        <w:t xml:space="preserve"> checkout’ s</w:t>
+        <w:t>‘git checkout’ s</w:t>
       </w:r>
       <w:r>
         <w:rPr>
@@ -832,11 +748,9 @@
       <w:r>
         <w:t>‘</w:t>
       </w:r>
-      <w:proofErr w:type="gramStart"/>
       <w:r>
         <w:t>git</w:t>
       </w:r>
-      <w:proofErr w:type="gramEnd"/>
       <w:r>
         <w:t xml:space="preserve"> </w:t>
       </w:r>
@@ -952,21 +866,7 @@
         <w:rPr>
           <w:lang w:val="en-IE"/>
         </w:rPr>
-        <w:t>‘</w:t>
-      </w:r>
-      <w:proofErr w:type="gramStart"/>
-      <w:r>
-        <w:rPr>
-          <w:lang w:val="en-IE"/>
-        </w:rPr>
-        <w:t>git</w:t>
-      </w:r>
-      <w:proofErr w:type="gramEnd"/>
-      <w:r>
-        <w:rPr>
-          <w:lang w:val="en-IE"/>
-        </w:rPr>
-        <w:t xml:space="preserve"> log’ shows the commit logs. </w:t>
+        <w:t xml:space="preserve">‘git log’ shows the commit logs. </w:t>
       </w:r>
       <w:r>
         <w:rPr>
@@ -1005,8 +905,8 @@
           <w:lang w:val="en-IE"/>
         </w:rPr>
         <w:drawing>
-          <wp:inline distT="0" distB="0" distL="0" distR="0" wp14:anchorId="145F9493" wp14:editId="31D39462">
-            <wp:extent cx="4658375" cy="3486637"/>
+          <wp:inline distT="0" distB="0" distL="0" distR="0" wp14:anchorId="145F9493" wp14:editId="25C969FE">
+            <wp:extent cx="4048125" cy="2218605"/>
             <wp:effectExtent l="0" t="0" r="0" b="0"/>
             <wp:docPr id="10" name="Picture 10"/>
             <wp:cNvGraphicFramePr>
@@ -1019,8 +919,121 @@
                     <pic:cNvPr id="1" name=""/>
                     <pic:cNvPicPr/>
                   </pic:nvPicPr>
+                  <pic:blipFill rotWithShape="1">
+                    <a:blip r:embed="rId15"/>
+                    <a:srcRect b="26776"/>
+                    <a:stretch/>
+                  </pic:blipFill>
+                  <pic:spPr bwMode="auto">
+                    <a:xfrm>
+                      <a:off x="0" y="0"/>
+                      <a:ext cx="4053564" cy="2221586"/>
+                    </a:xfrm>
+                    <a:prstGeom prst="rect">
+                      <a:avLst/>
+                    </a:prstGeom>
+                    <a:ln>
+                      <a:noFill/>
+                    </a:ln>
+                    <a:extLst>
+                      <a:ext uri="{53640926-AAD7-44D8-BBD7-CCE9431645EC}">
+                        <a14:shadowObscured xmlns:a14="http://schemas.microsoft.com/office/drawing/2010/main"/>
+                      </a:ext>
+                    </a:extLst>
+                  </pic:spPr>
+                </pic:pic>
+              </a:graphicData>
+            </a:graphic>
+          </wp:inline>
+        </w:drawing>
+      </w:r>
+    </w:p>
+    <w:p>
+      <w:pPr>
+        <w:rPr>
+          <w:lang w:val="en-IE"/>
+        </w:rPr>
+      </w:pPr>
+    </w:p>
+    <w:p>
+      <w:pPr>
+        <w:rPr>
+          <w:lang w:val="en-IE"/>
+        </w:rPr>
+      </w:pPr>
+      <w:r>
+        <w:rPr>
+          <w:lang w:val="en-IE"/>
+        </w:rPr>
+        <w:t>10. Push</w:t>
+      </w:r>
+    </w:p>
+    <w:p>
+      <w:r>
+        <w:t>‘</w:t>
+      </w:r>
+      <w:r>
+        <w:t>git</w:t>
+      </w:r>
+      <w:r>
+        <w:t xml:space="preserve"> </w:t>
+      </w:r>
+      <w:r>
+        <w:t>push</w:t>
+      </w:r>
+      <w:r>
+        <w:t>’</w:t>
+      </w:r>
+      <w:r>
+        <w:t xml:space="preserve"> </w:t>
+      </w:r>
+      <w:r>
+        <w:t>u</w:t>
+      </w:r>
+      <w:r>
+        <w:t>pdate</w:t>
+      </w:r>
+      <w:r>
+        <w:t>s</w:t>
+      </w:r>
+      <w:r>
+        <w:t xml:space="preserve"> remote refs along with associated objects</w:t>
+      </w:r>
+      <w:r>
+        <w:t>. It u</w:t>
+      </w:r>
+      <w:r>
+        <w:t>pdates one or more branches, tags, or other references in one or more remote repositories from your local repository, and sends all necessary data that isn’t already on the remote.</w:t>
+      </w:r>
+    </w:p>
+    <w:p/>
+    <w:p>
+      <w:pPr>
+        <w:rPr>
+          <w:lang w:val="en-IE"/>
+        </w:rPr>
+      </w:pPr>
+      <w:r>
+        <w:rPr>
+          <w:lang w:val="en-IE"/>
+        </w:rPr>
+        <w:drawing>
+          <wp:inline distT="0" distB="0" distL="0" distR="0" wp14:anchorId="635A93A3" wp14:editId="2B6A44FB">
+            <wp:extent cx="4358137" cy="1428750"/>
+            <wp:effectExtent l="0" t="0" r="4445" b="0"/>
+            <wp:docPr id="11" name="Picture 11"/>
+            <wp:cNvGraphicFramePr>
+              <a:graphicFrameLocks xmlns:a="http://schemas.openxmlformats.org/drawingml/2006/main" noChangeAspect="1"/>
+            </wp:cNvGraphicFramePr>
+            <a:graphic xmlns:a="http://schemas.openxmlformats.org/drawingml/2006/main">
+              <a:graphicData uri="http://schemas.openxmlformats.org/drawingml/2006/picture">
+                <pic:pic xmlns:pic="http://schemas.openxmlformats.org/drawingml/2006/picture">
+                  <pic:nvPicPr>
+                    <pic:cNvPr id="1" name=""/>
+                    <pic:cNvPicPr/>
+                  </pic:nvPicPr>
                   <pic:blipFill>
-                    <a:blip r:embed="rId15"/>
+                    <a:blip r:embed="rId16"/>
                     <a:stretch>
                       <a:fillRect/>
                     </a:stretch>
@@ -1028,7 +1041,7 @@
                   <pic:spPr>
                     <a:xfrm>
                       <a:off x="0" y="0"/>
-                      <a:ext cx="4658375" cy="3486637"/>
+                      <a:ext cx="4378519" cy="1435432"/>
                     </a:xfrm>
                     <a:prstGeom prst="rect">
                       <a:avLst/>
@@ -1039,26 +1052,6 @@
             </a:graphic>
           </wp:inline>
         </w:drawing>
-      </w:r>
-    </w:p>
-    <w:p>
-      <w:pPr>
-        <w:rPr>
-          <w:lang w:val="en-IE"/>
-        </w:rPr>
-      </w:pPr>
-    </w:p>
-    <w:p>
-      <w:pPr>
-        <w:rPr>
-          <w:lang w:val="en-IE"/>
-        </w:rPr>
-      </w:pPr>
-      <w:r>
-        <w:rPr>
-          <w:lang w:val="en-IE"/>
-        </w:rPr>
-        <w:t>10. Push</w:t>
       </w:r>
     </w:p>
     <w:sectPr>

--- a/guide.docx
+++ b/guide.docx
@@ -1042,6 +1042,54 @@
                     <a:xfrm>
                       <a:off x="0" y="0"/>
                       <a:ext cx="4378519" cy="1435432"/>
+                    </a:xfrm>
+                    <a:prstGeom prst="rect">
+                      <a:avLst/>
+                    </a:prstGeom>
+                  </pic:spPr>
+                </pic:pic>
+              </a:graphicData>
+            </a:graphic>
+          </wp:inline>
+        </w:drawing>
+      </w:r>
+    </w:p>
+    <w:p>
+      <w:pPr>
+        <w:rPr>
+          <w:lang w:val="en-IE"/>
+        </w:rPr>
+      </w:pPr>
+      <w:r>
+        <w:rPr>
+          <w:lang w:val="en-IE"/>
+        </w:rPr>
+        <w:lastRenderedPageBreak/>
+        <w:drawing>
+          <wp:inline distT="0" distB="0" distL="0" distR="0" wp14:anchorId="4EA842E1" wp14:editId="264D4C23">
+            <wp:extent cx="5731510" cy="6324600"/>
+            <wp:effectExtent l="0" t="0" r="2540" b="0"/>
+            <wp:docPr id="13" name="Picture 13"/>
+            <wp:cNvGraphicFramePr>
+              <a:graphicFrameLocks xmlns:a="http://schemas.openxmlformats.org/drawingml/2006/main" noChangeAspect="1"/>
+            </wp:cNvGraphicFramePr>
+            <a:graphic xmlns:a="http://schemas.openxmlformats.org/drawingml/2006/main">
+              <a:graphicData uri="http://schemas.openxmlformats.org/drawingml/2006/picture">
+                <pic:pic xmlns:pic="http://schemas.openxmlformats.org/drawingml/2006/picture">
+                  <pic:nvPicPr>
+                    <pic:cNvPr id="1" name=""/>
+                    <pic:cNvPicPr/>
+                  </pic:nvPicPr>
+                  <pic:blipFill>
+                    <a:blip r:embed="rId17"/>
+                    <a:stretch>
+                      <a:fillRect/>
+                    </a:stretch>
+                  </pic:blipFill>
+                  <pic:spPr>
+                    <a:xfrm>
+                      <a:off x="0" y="0"/>
+                      <a:ext cx="5731510" cy="6324600"/>
                     </a:xfrm>
                     <a:prstGeom prst="rect">
                       <a:avLst/>
